--- a/rapports/2026-06-04/EQ1/EQ1_sup_v2/DR_011301130032/63-07-74-66.docx
+++ b/rapports/2026-06-04/EQ1/EQ1_sup_v2/DR_011301130032/63-07-74-66.docx
@@ -454,7 +454,7 @@
                 <w:color w:val="16A34A"/>
                 <w:sz w:val="16"/>
               </w:rPr>
-              <w:t>—</w:t>
+              <w:t>s01q00b</w:t>
             </w:r>
           </w:p>
         </w:tc>
@@ -544,7 +544,7 @@
                 <w:color w:val="16A34A"/>
                 <w:sz w:val="16"/>
               </w:rPr>
-              <w:t>—</w:t>
+              <w:t>s00q29</w:t>
             </w:r>
           </w:p>
         </w:tc>
@@ -634,7 +634,7 @@
                 <w:color w:val="16A34A"/>
                 <w:sz w:val="16"/>
               </w:rPr>
-              <w:t>—</w:t>
+              <w:t>s01q10, s02q30, s02q34, s03q50, s04q23, s04q24, s04q37, s04q44</w:t>
             </w:r>
           </w:p>
         </w:tc>
@@ -724,7 +724,7 @@
                 <w:color w:val="16A34A"/>
                 <w:sz w:val="16"/>
               </w:rPr>
-              <w:t>—</w:t>
+              <w:t>s00q27, s01q00a, s01q12, s01q13, s02q04, s03q11, s03q12, s01q01</w:t>
             </w:r>
           </w:p>
         </w:tc>
@@ -1174,7 +1174,7 @@
                 <w:color w:val="16A34A"/>
                 <w:sz w:val="16"/>
               </w:rPr>
-              <w:t>—</w:t>
+              <w:t>s01q28, s01q29, s01q30, s01q00b</w:t>
             </w:r>
           </w:p>
         </w:tc>
@@ -1354,7 +1354,7 @@
                 <w:color w:val="16A34A"/>
                 <w:sz w:val="16"/>
               </w:rPr>
-              <w:t>—</w:t>
+              <w:t>s00q08, s01q35, s01q36, s01q37, s01q00b</w:t>
             </w:r>
           </w:p>
         </w:tc>
@@ -1624,7 +1624,7 @@
                 <w:color w:val="16A34A"/>
                 <w:sz w:val="16"/>
               </w:rPr>
-              <w:t>—</w:t>
+              <w:t>s00q04, s01q41, s02q14, s01q00b</w:t>
             </w:r>
           </w:p>
         </w:tc>
@@ -1714,7 +1714,7 @@
                 <w:color w:val="16A34A"/>
                 <w:sz w:val="16"/>
               </w:rPr>
-              <w:t>—</w:t>
+              <w:t>s00q07a, s00q08, s00q10, s00q13_0, s00q15_0, s00q17_0, s00q23a, s00q23b</w:t>
             </w:r>
           </w:p>
         </w:tc>
@@ -1804,7 +1804,7 @@
                 <w:color w:val="16A34A"/>
                 <w:sz w:val="16"/>
               </w:rPr>
-              <w:t>—</w:t>
+              <w:t>s00q04, s01q41, s02q14, s01q00b</w:t>
             </w:r>
           </w:p>
         </w:tc>
@@ -2164,7 +2164,7 @@
                 <w:color w:val="16A34A"/>
                 <w:sz w:val="16"/>
               </w:rPr>
-              <w:t>—</w:t>
+              <w:t>s00q07a, s00q08, s00q10, s00q13_0, s00q15_0, s00q17_0, s00q23a, s00q23b</w:t>
             </w:r>
           </w:p>
         </w:tc>
@@ -2254,7 +2254,7 @@
                 <w:color w:val="16A34A"/>
                 <w:sz w:val="16"/>
               </w:rPr>
-              <w:t>—</w:t>
+              <w:t>s01q25, s01q29, s01q30, s04q46, s01q00b</w:t>
             </w:r>
           </w:p>
         </w:tc>
@@ -2794,7 +2794,7 @@
                 <w:color w:val="16A34A"/>
                 <w:sz w:val="16"/>
               </w:rPr>
-              <w:t>—</w:t>
+              <w:t>s01q25, s01q29, s01q30, s04q46, s01q00b</w:t>
             </w:r>
           </w:p>
         </w:tc>
@@ -3154,7 +3154,7 @@
                 <w:color w:val="16A34A"/>
                 <w:sz w:val="16"/>
               </w:rPr>
-              <w:t>—</w:t>
+              <w:t>s01q25, s01q29, s01q30, s04q46, s01q00b</w:t>
             </w:r>
           </w:p>
         </w:tc>
@@ -3334,7 +3334,7 @@
                 <w:color w:val="16A34A"/>
                 <w:sz w:val="16"/>
               </w:rPr>
-              <w:t>—</w:t>
+              <w:t>s01q25, s01q29, s01q30, s04q46, s01q00b</w:t>
             </w:r>
           </w:p>
         </w:tc>
@@ -3604,7 +3604,7 @@
                 <w:color w:val="16A34A"/>
                 <w:sz w:val="16"/>
               </w:rPr>
-              <w:t>—</w:t>
+              <w:t>s01q25, s01q29, s01q30, s04q46, s01q00b</w:t>
             </w:r>
           </w:p>
         </w:tc>
@@ -3784,7 +3784,7 @@
                 <w:color w:val="16A34A"/>
                 <w:sz w:val="16"/>
               </w:rPr>
-              <w:t>—</w:t>
+              <w:t>s01q25, s01q29, s01q30, s04q46, s01q00b</w:t>
             </w:r>
           </w:p>
         </w:tc>
@@ -3964,7 +3964,7 @@
                 <w:color w:val="16A34A"/>
                 <w:sz w:val="16"/>
               </w:rPr>
-              <w:t>—</w:t>
+              <w:t>s01q25, s01q29, s01q30, s04q46, s01q00b</w:t>
             </w:r>
           </w:p>
         </w:tc>
@@ -4144,7 +4144,7 @@
                 <w:color w:val="16A34A"/>
                 <w:sz w:val="16"/>
               </w:rPr>
-              <w:t>—</w:t>
+              <w:t>s01q25, s01q29, s01q30, s04q46, s01q00b</w:t>
             </w:r>
           </w:p>
         </w:tc>
@@ -4234,7 +4234,7 @@
                 <w:color w:val="16A34A"/>
                 <w:sz w:val="16"/>
               </w:rPr>
-              <w:t>—</w:t>
+              <w:t>s01q25, s01q29, s01q30, s04q46, s01q00b</w:t>
             </w:r>
           </w:p>
         </w:tc>
@@ -4324,7 +4324,7 @@
                 <w:color w:val="16A34A"/>
                 <w:sz w:val="16"/>
               </w:rPr>
-              <w:t>—</w:t>
+              <w:t>s01q25, s01q29, s01q30, s04q46, s01q00b</w:t>
             </w:r>
           </w:p>
         </w:tc>
@@ -4414,7 +4414,7 @@
                 <w:color w:val="16A34A"/>
                 <w:sz w:val="16"/>
               </w:rPr>
-              <w:t>—</w:t>
+              <w:t>s01q25, s01q29, s01q30, s04q46, s01q00b</w:t>
             </w:r>
           </w:p>
         </w:tc>
@@ -4504,7 +4504,7 @@
                 <w:color w:val="16A34A"/>
                 <w:sz w:val="16"/>
               </w:rPr>
-              <w:t>—</w:t>
+              <w:t>s01q25, s01q29, s01q30, s04q46, s01q00b</w:t>
             </w:r>
           </w:p>
         </w:tc>
@@ -4594,7 +4594,7 @@
                 <w:color w:val="16A34A"/>
                 <w:sz w:val="16"/>
               </w:rPr>
-              <w:t>—</w:t>
+              <w:t>s01q25, s01q29, s01q30, s04q46, s01q00b</w:t>
             </w:r>
           </w:p>
         </w:tc>
@@ -4684,7 +4684,7 @@
                 <w:color w:val="16A34A"/>
                 <w:sz w:val="16"/>
               </w:rPr>
-              <w:t>—</w:t>
+              <w:t>s01q25, s01q29, s01q30, s04q46, s01q00b</w:t>
             </w:r>
           </w:p>
         </w:tc>
@@ -4774,7 +4774,7 @@
                 <w:color w:val="16A34A"/>
                 <w:sz w:val="16"/>
               </w:rPr>
-              <w:t>—</w:t>
+              <w:t>s01q25, s01q29, s01q30, s04q46, s01q00b</w:t>
             </w:r>
           </w:p>
         </w:tc>
@@ -4864,7 +4864,7 @@
                 <w:color w:val="16A34A"/>
                 <w:sz w:val="16"/>
               </w:rPr>
-              <w:t>—</w:t>
+              <w:t>s01q25, s01q29, s01q30, s04q46, s01q00b</w:t>
             </w:r>
           </w:p>
         </w:tc>
@@ -4954,7 +4954,7 @@
                 <w:color w:val="16A34A"/>
                 <w:sz w:val="16"/>
               </w:rPr>
-              <w:t>—</w:t>
+              <w:t>s01q25, s01q29, s01q30, s04q46, s01q00b</w:t>
             </w:r>
           </w:p>
         </w:tc>
@@ -5044,7 +5044,7 @@
                 <w:color w:val="16A34A"/>
                 <w:sz w:val="16"/>
               </w:rPr>
-              <w:t>—</w:t>
+              <w:t>s01q25, s01q29, s01q30, s04q46, s01q00b</w:t>
             </w:r>
           </w:p>
         </w:tc>
@@ -5134,7 +5134,7 @@
                 <w:color w:val="16A34A"/>
                 <w:sz w:val="16"/>
               </w:rPr>
-              <w:t>—</w:t>
+              <w:t>s01q25, s01q29, s01q30, s04q46, s01q00b</w:t>
             </w:r>
           </w:p>
         </w:tc>
@@ -5224,7 +5224,7 @@
                 <w:color w:val="16A34A"/>
                 <w:sz w:val="16"/>
               </w:rPr>
-              <w:t>—</w:t>
+              <w:t>s01q25, s01q29, s01q30, s04q46, s01q00b</w:t>
             </w:r>
           </w:p>
         </w:tc>
@@ -5314,7 +5314,7 @@
                 <w:color w:val="16A34A"/>
                 <w:sz w:val="16"/>
               </w:rPr>
-              <w:t>—</w:t>
+              <w:t>s01q25, s01q29, s01q30, s04q46, s01q00b</w:t>
             </w:r>
           </w:p>
         </w:tc>
@@ -5404,7 +5404,7 @@
                 <w:color w:val="16A34A"/>
                 <w:sz w:val="16"/>
               </w:rPr>
-              <w:t>—</w:t>
+              <w:t>s01q25, s01q29, s01q30, s04q46, s01q00b</w:t>
             </w:r>
           </w:p>
         </w:tc>
@@ -5494,7 +5494,7 @@
                 <w:color w:val="16A34A"/>
                 <w:sz w:val="16"/>
               </w:rPr>
-              <w:t>—</w:t>
+              <w:t>s01q25, s01q29, s01q30, s04q46, s01q00b</w:t>
             </w:r>
           </w:p>
         </w:tc>
@@ -5584,7 +5584,7 @@
                 <w:color w:val="16A34A"/>
                 <w:sz w:val="16"/>
               </w:rPr>
-              <w:t>—</w:t>
+              <w:t>s01q25, s01q29, s01q30, s04q46, s01q00b</w:t>
             </w:r>
           </w:p>
         </w:tc>
@@ -5674,7 +5674,7 @@
                 <w:color w:val="16A34A"/>
                 <w:sz w:val="16"/>
               </w:rPr>
-              <w:t>—</w:t>
+              <w:t>s01q25, s01q29, s01q30, s04q46, s01q00b</w:t>
             </w:r>
           </w:p>
         </w:tc>
@@ -5764,7 +5764,7 @@
                 <w:color w:val="16A34A"/>
                 <w:sz w:val="16"/>
               </w:rPr>
-              <w:t>—</w:t>
+              <w:t>s01q25, s01q29, s01q30, s04q46, s01q00b</w:t>
             </w:r>
           </w:p>
         </w:tc>
@@ -5854,7 +5854,7 @@
                 <w:color w:val="16A34A"/>
                 <w:sz w:val="16"/>
               </w:rPr>
-              <w:t>—</w:t>
+              <w:t>s01q25, s01q29, s01q30, s04q46, s01q00b</w:t>
             </w:r>
           </w:p>
         </w:tc>
@@ -5944,7 +5944,7 @@
                 <w:color w:val="16A34A"/>
                 <w:sz w:val="16"/>
               </w:rPr>
-              <w:t>—</w:t>
+              <w:t>s01q25, s01q29, s01q30, s04q46, s01q00b</w:t>
             </w:r>
           </w:p>
         </w:tc>
@@ -6124,7 +6124,7 @@
                 <w:color w:val="16A34A"/>
                 <w:sz w:val="16"/>
               </w:rPr>
-              <w:t>—</w:t>
+              <w:t>s01q25, s01q29, s01q30, s04q46, s01q00b</w:t>
             </w:r>
           </w:p>
         </w:tc>
@@ -6214,7 +6214,7 @@
                 <w:color w:val="16A34A"/>
                 <w:sz w:val="16"/>
               </w:rPr>
-              <w:t>—</w:t>
+              <w:t>s01q25, s01q29, s01q30, s04q46, s01q00b</w:t>
             </w:r>
           </w:p>
         </w:tc>
@@ -6304,7 +6304,7 @@
                 <w:color w:val="16A34A"/>
                 <w:sz w:val="16"/>
               </w:rPr>
-              <w:t>—</w:t>
+              <w:t>s01q25, s01q29, s01q30, s04q46, s01q00b</w:t>
             </w:r>
           </w:p>
         </w:tc>
@@ -6394,7 +6394,7 @@
                 <w:color w:val="16A34A"/>
                 <w:sz w:val="16"/>
               </w:rPr>
-              <w:t>—</w:t>
+              <w:t>s01q25, s01q29, s01q30, s04q46, s01q00b</w:t>
             </w:r>
           </w:p>
         </w:tc>
@@ -6484,7 +6484,7 @@
                 <w:color w:val="16A34A"/>
                 <w:sz w:val="16"/>
               </w:rPr>
-              <w:t>—</w:t>
+              <w:t>s01q25, s01q29, s01q30, s04q46, s01q00b</w:t>
             </w:r>
           </w:p>
         </w:tc>
@@ -6574,7 +6574,7 @@
                 <w:color w:val="16A34A"/>
                 <w:sz w:val="16"/>
               </w:rPr>
-              <w:t>—</w:t>
+              <w:t>s01q25, s01q29, s01q30, s04q46, s01q00b</w:t>
             </w:r>
           </w:p>
         </w:tc>
@@ -6664,7 +6664,7 @@
                 <w:color w:val="16A34A"/>
                 <w:sz w:val="16"/>
               </w:rPr>
-              <w:t>—</w:t>
+              <w:t>s01q25, s01q29, s01q30, s04q46, s01q00b</w:t>
             </w:r>
           </w:p>
         </w:tc>
@@ -6754,7 +6754,7 @@
                 <w:color w:val="16A34A"/>
                 <w:sz w:val="16"/>
               </w:rPr>
-              <w:t>—</w:t>
+              <w:t>s01q25, s01q29, s01q30, s04q46, s01q00b</w:t>
             </w:r>
           </w:p>
         </w:tc>
@@ -6844,7 +6844,7 @@
                 <w:color w:val="16A34A"/>
                 <w:sz w:val="16"/>
               </w:rPr>
-              <w:t>—</w:t>
+              <w:t>s01q25, s01q29, s01q30, s04q46, s01q00b</w:t>
             </w:r>
           </w:p>
         </w:tc>
@@ -6934,7 +6934,7 @@
                 <w:color w:val="16A34A"/>
                 <w:sz w:val="16"/>
               </w:rPr>
-              <w:t>—</w:t>
+              <w:t>s01q25, s01q29, s01q30, s04q46, s01q00b</w:t>
             </w:r>
           </w:p>
         </w:tc>
@@ -7024,7 +7024,7 @@
                 <w:color w:val="16A34A"/>
                 <w:sz w:val="16"/>
               </w:rPr>
-              <w:t>—</w:t>
+              <w:t>s01q25, s01q29, s01q30, s04q46, s01q00b</w:t>
             </w:r>
           </w:p>
         </w:tc>
@@ -7114,7 +7114,7 @@
                 <w:color w:val="16A34A"/>
                 <w:sz w:val="16"/>
               </w:rPr>
-              <w:t>—</w:t>
+              <w:t>s01q25, s01q29, s01q30, s04q46, s01q00b</w:t>
             </w:r>
           </w:p>
         </w:tc>
@@ -7204,7 +7204,7 @@
                 <w:color w:val="16A34A"/>
                 <w:sz w:val="16"/>
               </w:rPr>
-              <w:t>—</w:t>
+              <w:t>s01q25, s01q29, s01q30, s04q46, s01q00b</w:t>
             </w:r>
           </w:p>
         </w:tc>
@@ -7294,7 +7294,7 @@
                 <w:color w:val="16A34A"/>
                 <w:sz w:val="16"/>
               </w:rPr>
-              <w:t>—</w:t>
+              <w:t>s01q25, s01q29, s01q30, s04q46, s01q00b</w:t>
             </w:r>
           </w:p>
         </w:tc>
@@ -7384,7 +7384,7 @@
                 <w:color w:val="16A34A"/>
                 <w:sz w:val="16"/>
               </w:rPr>
-              <w:t>—</w:t>
+              <w:t>s01q25, s01q29, s01q30, s04q46, s01q00b</w:t>
             </w:r>
           </w:p>
         </w:tc>
@@ -7474,7 +7474,7 @@
                 <w:color w:val="16A34A"/>
                 <w:sz w:val="16"/>
               </w:rPr>
-              <w:t>—</w:t>
+              <w:t>s01q25, s01q29, s01q30, s04q46, s01q00b</w:t>
             </w:r>
           </w:p>
         </w:tc>
@@ -7564,7 +7564,7 @@
                 <w:color w:val="16A34A"/>
                 <w:sz w:val="16"/>
               </w:rPr>
-              <w:t>—</w:t>
+              <w:t>s01q25, s01q29, s01q30, s04q46, s01q00b</w:t>
             </w:r>
           </w:p>
         </w:tc>
@@ -7654,7 +7654,7 @@
                 <w:color w:val="16A34A"/>
                 <w:sz w:val="16"/>
               </w:rPr>
-              <w:t>—</w:t>
+              <w:t>s01q25, s01q29, s01q30, s04q46, s01q00b</w:t>
             </w:r>
           </w:p>
         </w:tc>
@@ -7744,7 +7744,7 @@
                 <w:color w:val="16A34A"/>
                 <w:sz w:val="16"/>
               </w:rPr>
-              <w:t>—</w:t>
+              <w:t>s01q25, s01q29, s01q30, s04q46, s01q00b</w:t>
             </w:r>
           </w:p>
         </w:tc>
@@ -7834,7 +7834,7 @@
                 <w:color w:val="16A34A"/>
                 <w:sz w:val="16"/>
               </w:rPr>
-              <w:t>—</w:t>
+              <w:t>s01q25, s01q29, s01q30, s04q46, s01q00b</w:t>
             </w:r>
           </w:p>
         </w:tc>
@@ -8014,7 +8014,7 @@
                 <w:color w:val="16A34A"/>
                 <w:sz w:val="16"/>
               </w:rPr>
-              <w:t>—</w:t>
+              <w:t>s01q25, s01q29, s01q30, s04q46, s01q00b</w:t>
             </w:r>
           </w:p>
         </w:tc>
@@ -8194,7 +8194,7 @@
                 <w:color w:val="16A34A"/>
                 <w:sz w:val="16"/>
               </w:rPr>
-              <w:t>—</w:t>
+              <w:t>s01q25, s01q29, s01q30, s04q46, s01q00b</w:t>
             </w:r>
           </w:p>
         </w:tc>
@@ -8284,7 +8284,7 @@
                 <w:color w:val="16A34A"/>
                 <w:sz w:val="16"/>
               </w:rPr>
-              <w:t>—</w:t>
+              <w:t>s01q25, s01q29, s01q30, s04q46, s01q00b</w:t>
             </w:r>
           </w:p>
         </w:tc>
@@ -8374,7 +8374,7 @@
                 <w:color w:val="16A34A"/>
                 <w:sz w:val="16"/>
               </w:rPr>
-              <w:t>—</w:t>
+              <w:t>s01q25, s01q29, s01q30, s04q46, s01q00b</w:t>
             </w:r>
           </w:p>
         </w:tc>
@@ -8554,7 +8554,7 @@
                 <w:color w:val="16A34A"/>
                 <w:sz w:val="16"/>
               </w:rPr>
-              <w:t>—</w:t>
+              <w:t>s01q25, s01q29, s01q30, s04q46, s01q00b</w:t>
             </w:r>
           </w:p>
         </w:tc>
@@ -8644,7 +8644,7 @@
                 <w:color w:val="16A34A"/>
                 <w:sz w:val="16"/>
               </w:rPr>
-              <w:t>—</w:t>
+              <w:t>s01q25, s01q29, s01q30, s04q46, s01q00b</w:t>
             </w:r>
           </w:p>
         </w:tc>
@@ -8734,7 +8734,7 @@
                 <w:color w:val="16A34A"/>
                 <w:sz w:val="16"/>
               </w:rPr>
-              <w:t>—</w:t>
+              <w:t>s01q25, s01q29, s01q30, s04q46, s01q00b</w:t>
             </w:r>
           </w:p>
         </w:tc>
@@ -8824,7 +8824,7 @@
                 <w:color w:val="16A34A"/>
                 <w:sz w:val="16"/>
               </w:rPr>
-              <w:t>—</w:t>
+              <w:t>s01q25, s01q29, s01q30, s04q46, s01q00b</w:t>
             </w:r>
           </w:p>
         </w:tc>
@@ -9004,7 +9004,7 @@
                 <w:color w:val="16A34A"/>
                 <w:sz w:val="16"/>
               </w:rPr>
-              <w:t>—</w:t>
+              <w:t>s01q25, s01q29, s01q30, s04q46, s01q00b</w:t>
             </w:r>
           </w:p>
         </w:tc>
@@ -9094,7 +9094,7 @@
                 <w:color w:val="16A34A"/>
                 <w:sz w:val="16"/>
               </w:rPr>
-              <w:t>—</w:t>
+              <w:t>s01q25, s01q29, s01q30, s04q46, s01q00b</w:t>
             </w:r>
           </w:p>
         </w:tc>
@@ -9184,7 +9184,7 @@
                 <w:color w:val="16A34A"/>
                 <w:sz w:val="16"/>
               </w:rPr>
-              <w:t>—</w:t>
+              <w:t>s01q25, s01q29, s01q30, s04q46, s01q00b</w:t>
             </w:r>
           </w:p>
         </w:tc>
@@ -9274,7 +9274,7 @@
                 <w:color w:val="16A34A"/>
                 <w:sz w:val="16"/>
               </w:rPr>
-              <w:t>—</w:t>
+              <w:t>s01q25, s01q29, s01q30, s04q46, s01q00b</w:t>
             </w:r>
           </w:p>
         </w:tc>
@@ -9364,7 +9364,7 @@
                 <w:color w:val="16A34A"/>
                 <w:sz w:val="16"/>
               </w:rPr>
-              <w:t>—</w:t>
+              <w:t>s01q25, s01q29, s01q30, s04q46, s01q00b</w:t>
             </w:r>
           </w:p>
         </w:tc>
@@ -9454,7 +9454,7 @@
                 <w:color w:val="16A34A"/>
                 <w:sz w:val="16"/>
               </w:rPr>
-              <w:t>—</w:t>
+              <w:t>s01q25, s01q29, s01q30, s04q46, s01q00b</w:t>
             </w:r>
           </w:p>
         </w:tc>
@@ -9544,7 +9544,7 @@
                 <w:color w:val="16A34A"/>
                 <w:sz w:val="16"/>
               </w:rPr>
-              <w:t>—</w:t>
+              <w:t>s01q25, s01q29, s01q30, s04q46, s01q00b</w:t>
             </w:r>
           </w:p>
         </w:tc>
@@ -9634,7 +9634,7 @@
                 <w:color w:val="16A34A"/>
                 <w:sz w:val="16"/>
               </w:rPr>
-              <w:t>—</w:t>
+              <w:t>s01q25, s01q29, s01q30, s04q46, s01q00b</w:t>
             </w:r>
           </w:p>
         </w:tc>
@@ -9724,7 +9724,7 @@
                 <w:color w:val="16A34A"/>
                 <w:sz w:val="16"/>
               </w:rPr>
-              <w:t>—</w:t>
+              <w:t>s01q25, s01q29, s01q30, s04q46, s01q00b</w:t>
             </w:r>
           </w:p>
         </w:tc>
@@ -9904,7 +9904,7 @@
                 <w:color w:val="16A34A"/>
                 <w:sz w:val="16"/>
               </w:rPr>
-              <w:t>—</w:t>
+              <w:t>s01q25, s01q29, s01q30, s04q46, s01q00b</w:t>
             </w:r>
           </w:p>
         </w:tc>
@@ -9994,7 +9994,7 @@
                 <w:color w:val="16A34A"/>
                 <w:sz w:val="16"/>
               </w:rPr>
-              <w:t>—</w:t>
+              <w:t>s01q25, s01q29, s01q30, s04q46, s01q00b</w:t>
             </w:r>
           </w:p>
         </w:tc>
@@ -10264,7 +10264,7 @@
                 <w:color w:val="16A34A"/>
                 <w:sz w:val="16"/>
               </w:rPr>
-              <w:t>—</w:t>
+              <w:t>s01q25, s01q29, s01q30, s04q46, s01q00b</w:t>
             </w:r>
           </w:p>
         </w:tc>
@@ -10444,7 +10444,7 @@
                 <w:color w:val="16A34A"/>
                 <w:sz w:val="16"/>
               </w:rPr>
-              <w:t>—</w:t>
+              <w:t>s01q25, s01q29, s01q30, s04q46, s01q00b</w:t>
             </w:r>
           </w:p>
         </w:tc>
@@ -10534,7 +10534,7 @@
                 <w:color w:val="16A34A"/>
                 <w:sz w:val="16"/>
               </w:rPr>
-              <w:t>—</w:t>
+              <w:t>s01q25, s01q29, s01q30, s04q46, s01q00b</w:t>
             </w:r>
           </w:p>
         </w:tc>
@@ -10624,7 +10624,7 @@
                 <w:color w:val="16A34A"/>
                 <w:sz w:val="16"/>
               </w:rPr>
-              <w:t>—</w:t>
+              <w:t>s01q25, s01q29, s01q30, s04q46, s01q00b</w:t>
             </w:r>
           </w:p>
         </w:tc>
@@ -10714,7 +10714,7 @@
                 <w:color w:val="16A34A"/>
                 <w:sz w:val="16"/>
               </w:rPr>
-              <w:t>—</w:t>
+              <w:t>s01q25, s01q29, s01q30, s04q46, s01q00b</w:t>
             </w:r>
           </w:p>
         </w:tc>
@@ -10804,7 +10804,7 @@
                 <w:color w:val="16A34A"/>
                 <w:sz w:val="16"/>
               </w:rPr>
-              <w:t>—</w:t>
+              <w:t>s01q25, s01q29, s01q30, s04q46, s01q00b</w:t>
             </w:r>
           </w:p>
         </w:tc>
@@ -10894,7 +10894,7 @@
                 <w:color w:val="16A34A"/>
                 <w:sz w:val="16"/>
               </w:rPr>
-              <w:t>—</w:t>
+              <w:t>s01q25, s01q29, s01q30, s04q46, s01q00b</w:t>
             </w:r>
           </w:p>
         </w:tc>
@@ -10984,7 +10984,7 @@
                 <w:color w:val="16A34A"/>
                 <w:sz w:val="16"/>
               </w:rPr>
-              <w:t>—</w:t>
+              <w:t>s01q25, s01q29, s01q30, s04q46, s01q00b</w:t>
             </w:r>
           </w:p>
         </w:tc>
@@ -11074,7 +11074,7 @@
                 <w:color w:val="16A34A"/>
                 <w:sz w:val="16"/>
               </w:rPr>
-              <w:t>—</w:t>
+              <w:t>s01q25, s01q29, s01q30, s04q46, s01q00b</w:t>
             </w:r>
           </w:p>
         </w:tc>
@@ -11164,7 +11164,7 @@
                 <w:color w:val="16A34A"/>
                 <w:sz w:val="16"/>
               </w:rPr>
-              <w:t>—</w:t>
+              <w:t>s01q25, s01q29, s01q30, s04q46, s01q00b</w:t>
             </w:r>
           </w:p>
         </w:tc>
@@ -11254,7 +11254,7 @@
                 <w:color w:val="16A34A"/>
                 <w:sz w:val="16"/>
               </w:rPr>
-              <w:t>—</w:t>
+              <w:t>s01q25, s01q29, s01q30, s04q46, s01q00b</w:t>
             </w:r>
           </w:p>
         </w:tc>
@@ -11344,7 +11344,7 @@
                 <w:color w:val="16A34A"/>
                 <w:sz w:val="16"/>
               </w:rPr>
-              <w:t>—</w:t>
+              <w:t>s01q25, s01q29, s01q30, s04q46, s01q00b</w:t>
             </w:r>
           </w:p>
         </w:tc>
@@ -11434,7 +11434,7 @@
                 <w:color w:val="16A34A"/>
                 <w:sz w:val="16"/>
               </w:rPr>
-              <w:t>—</w:t>
+              <w:t>s01q25, s01q29, s01q30, s04q46, s01q00b</w:t>
             </w:r>
           </w:p>
         </w:tc>
@@ -11524,7 +11524,7 @@
                 <w:color w:val="16A34A"/>
                 <w:sz w:val="16"/>
               </w:rPr>
-              <w:t>—</w:t>
+              <w:t>s01q25, s01q29, s01q30, s04q46, s01q00b</w:t>
             </w:r>
           </w:p>
         </w:tc>
@@ -11614,7 +11614,7 @@
                 <w:color w:val="16A34A"/>
                 <w:sz w:val="16"/>
               </w:rPr>
-              <w:t>—</w:t>
+              <w:t>s01q25, s01q29, s01q30, s04q46, s01q00b</w:t>
             </w:r>
           </w:p>
         </w:tc>
@@ -11704,7 +11704,7 @@
                 <w:color w:val="16A34A"/>
                 <w:sz w:val="16"/>
               </w:rPr>
-              <w:t>—</w:t>
+              <w:t>s01q25, s01q29, s01q30, s04q46, s01q00b</w:t>
             </w:r>
           </w:p>
         </w:tc>
@@ -11794,7 +11794,7 @@
                 <w:color w:val="16A34A"/>
                 <w:sz w:val="16"/>
               </w:rPr>
-              <w:t>—</w:t>
+              <w:t>s01q25, s01q29, s01q30, s04q46, s01q00b</w:t>
             </w:r>
           </w:p>
         </w:tc>
@@ -11974,7 +11974,7 @@
                 <w:color w:val="16A34A"/>
                 <w:sz w:val="16"/>
               </w:rPr>
-              <w:t>—</w:t>
+              <w:t>s01q25, s01q29, s01q30, s04q46, s01q00b</w:t>
             </w:r>
           </w:p>
         </w:tc>
@@ -12064,7 +12064,7 @@
                 <w:color w:val="16A34A"/>
                 <w:sz w:val="16"/>
               </w:rPr>
-              <w:t>—</w:t>
+              <w:t>s01q25, s01q29, s01q30, s04q46, s01q00b</w:t>
             </w:r>
           </w:p>
         </w:tc>
@@ -12154,7 +12154,7 @@
                 <w:color w:val="16A34A"/>
                 <w:sz w:val="16"/>
               </w:rPr>
-              <w:t>—</w:t>
+              <w:t>s01q25, s01q29, s01q30, s04q46, s01q00b</w:t>
             </w:r>
           </w:p>
         </w:tc>
@@ -12244,7 +12244,7 @@
                 <w:color w:val="16A34A"/>
                 <w:sz w:val="16"/>
               </w:rPr>
-              <w:t>—</w:t>
+              <w:t>s01q25, s01q29, s01q30, s04q46, s01q00b</w:t>
             </w:r>
           </w:p>
         </w:tc>
@@ -12334,7 +12334,7 @@
                 <w:color w:val="16A34A"/>
                 <w:sz w:val="16"/>
               </w:rPr>
-              <w:t>—</w:t>
+              <w:t>s01q25, s01q29, s01q30, s04q46, s01q00b</w:t>
             </w:r>
           </w:p>
         </w:tc>
@@ -12514,7 +12514,7 @@
                 <w:color w:val="16A34A"/>
                 <w:sz w:val="16"/>
               </w:rPr>
-              <w:t>—</w:t>
+              <w:t>s01q25, s01q29, s01q30, s04q46, s01q00b</w:t>
             </w:r>
           </w:p>
         </w:tc>
@@ -12694,7 +12694,7 @@
                 <w:color w:val="16A34A"/>
                 <w:sz w:val="16"/>
               </w:rPr>
-              <w:t>—</w:t>
+              <w:t>s01q25, s01q29, s01q30, s04q46, s01q00b</w:t>
             </w:r>
           </w:p>
         </w:tc>
@@ -12784,7 +12784,7 @@
                 <w:color w:val="16A34A"/>
                 <w:sz w:val="16"/>
               </w:rPr>
-              <w:t>—</w:t>
+              <w:t>s01q25, s01q29, s01q30, s04q46, s01q00b</w:t>
             </w:r>
           </w:p>
         </w:tc>
@@ -12874,7 +12874,7 @@
                 <w:color w:val="16A34A"/>
                 <w:sz w:val="16"/>
               </w:rPr>
-              <w:t>—</w:t>
+              <w:t>s01q25, s01q29, s01q30, s04q46, s01q00b</w:t>
             </w:r>
           </w:p>
         </w:tc>
@@ -12964,7 +12964,7 @@
                 <w:color w:val="16A34A"/>
                 <w:sz w:val="16"/>
               </w:rPr>
-              <w:t>—</w:t>
+              <w:t>s01q25, s01q29, s01q30, s04q46, s01q00b</w:t>
             </w:r>
           </w:p>
         </w:tc>
@@ -13054,7 +13054,7 @@
                 <w:color w:val="16A34A"/>
                 <w:sz w:val="16"/>
               </w:rPr>
-              <w:t>—</w:t>
+              <w:t>s01q25, s01q29, s01q30, s04q46, s01q00b</w:t>
             </w:r>
           </w:p>
         </w:tc>
@@ -13144,7 +13144,7 @@
                 <w:color w:val="16A34A"/>
                 <w:sz w:val="16"/>
               </w:rPr>
-              <w:t>—</w:t>
+              <w:t>s01q25, s01q29, s01q30, s04q46, s01q00b</w:t>
             </w:r>
           </w:p>
         </w:tc>
@@ -13234,7 +13234,7 @@
                 <w:color w:val="16A34A"/>
                 <w:sz w:val="16"/>
               </w:rPr>
-              <w:t>—</w:t>
+              <w:t>s01q25, s01q29, s01q30, s04q46, s01q00b</w:t>
             </w:r>
           </w:p>
         </w:tc>
@@ -13324,7 +13324,7 @@
                 <w:color w:val="16A34A"/>
                 <w:sz w:val="16"/>
               </w:rPr>
-              <w:t>—</w:t>
+              <w:t>s01q25, s01q29, s01q30, s04q46, s01q00b</w:t>
             </w:r>
           </w:p>
         </w:tc>
@@ -13414,7 +13414,7 @@
                 <w:color w:val="16A34A"/>
                 <w:sz w:val="16"/>
               </w:rPr>
-              <w:t>—</w:t>
+              <w:t>s01q25, s01q29, s01q30, s04q46, s01q00b</w:t>
             </w:r>
           </w:p>
         </w:tc>
@@ -13504,7 +13504,7 @@
                 <w:color w:val="16A34A"/>
                 <w:sz w:val="16"/>
               </w:rPr>
-              <w:t>—</w:t>
+              <w:t>s01q25, s01q29, s01q30, s04q46, s01q00b</w:t>
             </w:r>
           </w:p>
         </w:tc>
@@ -13594,7 +13594,7 @@
                 <w:color w:val="16A34A"/>
                 <w:sz w:val="16"/>
               </w:rPr>
-              <w:t>—</w:t>
+              <w:t>s01q25, s01q29, s01q30, s04q46, s01q00b</w:t>
             </w:r>
           </w:p>
         </w:tc>
@@ -13684,7 +13684,7 @@
                 <w:color w:val="16A34A"/>
                 <w:sz w:val="16"/>
               </w:rPr>
-              <w:t>—</w:t>
+              <w:t>s01q25, s01q29, s01q30, s04q46, s01q00b</w:t>
             </w:r>
           </w:p>
         </w:tc>
@@ -13774,7 +13774,7 @@
                 <w:color w:val="16A34A"/>
                 <w:sz w:val="16"/>
               </w:rPr>
-              <w:t>—</w:t>
+              <w:t>s01q25, s01q29, s01q30, s04q46, s01q00b</w:t>
             </w:r>
           </w:p>
         </w:tc>
@@ -13864,7 +13864,7 @@
                 <w:color w:val="16A34A"/>
                 <w:sz w:val="16"/>
               </w:rPr>
-              <w:t>—</w:t>
+              <w:t>s01q25, s01q29, s01q30, s04q46, s01q00b</w:t>
             </w:r>
           </w:p>
         </w:tc>
@@ -13954,7 +13954,7 @@
                 <w:color w:val="16A34A"/>
                 <w:sz w:val="16"/>
               </w:rPr>
-              <w:t>—</w:t>
+              <w:t>s01q25, s01q29, s01q30, s04q46, s01q00b</w:t>
             </w:r>
           </w:p>
         </w:tc>
@@ -14044,7 +14044,7 @@
                 <w:color w:val="16A34A"/>
                 <w:sz w:val="16"/>
               </w:rPr>
-              <w:t>—</w:t>
+              <w:t>s01q25, s01q29, s01q30, s04q46, s01q00b</w:t>
             </w:r>
           </w:p>
         </w:tc>
@@ -14134,7 +14134,7 @@
                 <w:color w:val="16A34A"/>
                 <w:sz w:val="16"/>
               </w:rPr>
-              <w:t>—</w:t>
+              <w:t>s01q25, s01q29, s01q30, s04q46, s01q00b</w:t>
             </w:r>
           </w:p>
         </w:tc>
@@ -14224,7 +14224,7 @@
                 <w:color w:val="16A34A"/>
                 <w:sz w:val="16"/>
               </w:rPr>
-              <w:t>—</w:t>
+              <w:t>s01q25, s01q29, s01q30, s04q46, s01q00b</w:t>
             </w:r>
           </w:p>
         </w:tc>
@@ -14314,7 +14314,7 @@
                 <w:color w:val="16A34A"/>
                 <w:sz w:val="16"/>
               </w:rPr>
-              <w:t>—</w:t>
+              <w:t>s01q25, s01q29, s01q30, s04q46, s01q00b</w:t>
             </w:r>
           </w:p>
         </w:tc>
@@ -14404,7 +14404,7 @@
                 <w:color w:val="16A34A"/>
                 <w:sz w:val="16"/>
               </w:rPr>
-              <w:t>—</w:t>
+              <w:t>s01q25, s01q29, s01q30, s04q46, s01q00b</w:t>
             </w:r>
           </w:p>
         </w:tc>
@@ -14494,7 +14494,7 @@
                 <w:color w:val="16A34A"/>
                 <w:sz w:val="16"/>
               </w:rPr>
-              <w:t>—</w:t>
+              <w:t>s01q25, s01q29, s01q30, s04q46, s01q00b</w:t>
             </w:r>
           </w:p>
         </w:tc>
@@ -14584,7 +14584,7 @@
                 <w:color w:val="16A34A"/>
                 <w:sz w:val="16"/>
               </w:rPr>
-              <w:t>—</w:t>
+              <w:t>s01q25, s01q29, s01q30, s04q46, s01q00b</w:t>
             </w:r>
           </w:p>
         </w:tc>
@@ -14674,7 +14674,7 @@
                 <w:color w:val="16A34A"/>
                 <w:sz w:val="16"/>
               </w:rPr>
-              <w:t>—</w:t>
+              <w:t>s01q25, s01q29, s01q30, s04q46, s01q00b</w:t>
             </w:r>
           </w:p>
         </w:tc>
@@ -14764,7 +14764,7 @@
                 <w:color w:val="16A34A"/>
                 <w:sz w:val="16"/>
               </w:rPr>
-              <w:t>—</w:t>
+              <w:t>s01q25, s01q29, s01q30, s04q46, s01q00b</w:t>
             </w:r>
           </w:p>
         </w:tc>
@@ -14854,7 +14854,7 @@
                 <w:color w:val="16A34A"/>
                 <w:sz w:val="16"/>
               </w:rPr>
-              <w:t>—</w:t>
+              <w:t>s01q25, s01q29, s01q30, s04q46, s01q00b</w:t>
             </w:r>
           </w:p>
         </w:tc>
@@ -14944,7 +14944,7 @@
                 <w:color w:val="16A34A"/>
                 <w:sz w:val="16"/>
               </w:rPr>
-              <w:t>—</w:t>
+              <w:t>s01q25, s01q29, s01q30, s04q46, s01q00b</w:t>
             </w:r>
           </w:p>
         </w:tc>
@@ -15034,7 +15034,7 @@
                 <w:color w:val="16A34A"/>
                 <w:sz w:val="16"/>
               </w:rPr>
-              <w:t>—</w:t>
+              <w:t>s01q25, s01q29, s01q30, s04q46, s01q00b</w:t>
             </w:r>
           </w:p>
         </w:tc>
@@ -15124,7 +15124,7 @@
                 <w:color w:val="16A34A"/>
                 <w:sz w:val="16"/>
               </w:rPr>
-              <w:t>—</w:t>
+              <w:t>s01q25, s01q29, s01q30, s04q46, s01q00b</w:t>
             </w:r>
           </w:p>
         </w:tc>
@@ -15214,7 +15214,7 @@
                 <w:color w:val="16A34A"/>
                 <w:sz w:val="16"/>
               </w:rPr>
-              <w:t>—</w:t>
+              <w:t>s01q25, s01q29, s01q30, s04q46, s01q00b</w:t>
             </w:r>
           </w:p>
         </w:tc>
@@ -15304,7 +15304,7 @@
                 <w:color w:val="16A34A"/>
                 <w:sz w:val="16"/>
               </w:rPr>
-              <w:t>—</w:t>
+              <w:t>s01q25, s01q29, s01q30, s04q46, s01q00b</w:t>
             </w:r>
           </w:p>
         </w:tc>
@@ -15394,7 +15394,7 @@
                 <w:color w:val="16A34A"/>
                 <w:sz w:val="16"/>
               </w:rPr>
-              <w:t>—</w:t>
+              <w:t>s01q25, s01q29, s01q30, s04q46, s01q00b</w:t>
             </w:r>
           </w:p>
         </w:tc>
@@ -15484,7 +15484,7 @@
                 <w:color w:val="16A34A"/>
                 <w:sz w:val="16"/>
               </w:rPr>
-              <w:t>—</w:t>
+              <w:t>s01q25, s01q29, s01q30, s04q46, s01q00b</w:t>
             </w:r>
           </w:p>
         </w:tc>
@@ -15574,7 +15574,7 @@
                 <w:color w:val="16A34A"/>
                 <w:sz w:val="16"/>
               </w:rPr>
-              <w:t>—</w:t>
+              <w:t>s01q25, s01q29, s01q30, s04q46, s01q00b</w:t>
             </w:r>
           </w:p>
         </w:tc>
@@ -15664,7 +15664,7 @@
                 <w:color w:val="16A34A"/>
                 <w:sz w:val="16"/>
               </w:rPr>
-              <w:t>—</w:t>
+              <w:t>s01q25, s01q29, s01q30, s04q46, s01q00b</w:t>
             </w:r>
           </w:p>
         </w:tc>
@@ -15754,7 +15754,7 @@
                 <w:color w:val="16A34A"/>
                 <w:sz w:val="16"/>
               </w:rPr>
-              <w:t>—</w:t>
+              <w:t>s01q25, s01q29, s01q30, s04q46, s01q00b</w:t>
             </w:r>
           </w:p>
         </w:tc>
@@ -15844,7 +15844,7 @@
                 <w:color w:val="16A34A"/>
                 <w:sz w:val="16"/>
               </w:rPr>
-              <w:t>—</w:t>
+              <w:t>s01q25, s01q29, s01q30, s04q46, s01q00b</w:t>
             </w:r>
           </w:p>
         </w:tc>
@@ -15934,7 +15934,7 @@
                 <w:color w:val="16A34A"/>
                 <w:sz w:val="16"/>
               </w:rPr>
-              <w:t>—</w:t>
+              <w:t>s01q25, s01q29, s01q30, s04q46, s01q00b</w:t>
             </w:r>
           </w:p>
         </w:tc>
@@ -16024,7 +16024,7 @@
                 <w:color w:val="16A34A"/>
                 <w:sz w:val="16"/>
               </w:rPr>
-              <w:t>—</w:t>
+              <w:t>s01q25, s01q29, s01q30, s04q46, s01q00b</w:t>
             </w:r>
           </w:p>
         </w:tc>
@@ -16114,7 +16114,7 @@
                 <w:color w:val="16A34A"/>
                 <w:sz w:val="16"/>
               </w:rPr>
-              <w:t>—</w:t>
+              <w:t>s01q25, s01q29, s01q30, s04q46, s01q00b</w:t>
             </w:r>
           </w:p>
         </w:tc>
@@ -16204,7 +16204,7 @@
                 <w:color w:val="16A34A"/>
                 <w:sz w:val="16"/>
               </w:rPr>
-              <w:t>—</w:t>
+              <w:t>s01q25, s01q29, s01q30, s04q46, s01q00b</w:t>
             </w:r>
           </w:p>
         </w:tc>
@@ -16294,7 +16294,7 @@
                 <w:color w:val="16A34A"/>
                 <w:sz w:val="16"/>
               </w:rPr>
-              <w:t>—</w:t>
+              <w:t>s01q25, s01q29, s01q30, s04q46, s01q00b</w:t>
             </w:r>
           </w:p>
         </w:tc>
@@ -16384,7 +16384,7 @@
                 <w:color w:val="16A34A"/>
                 <w:sz w:val="16"/>
               </w:rPr>
-              <w:t>—</w:t>
+              <w:t>s01q25, s01q29, s01q30, s04q46, s01q00b</w:t>
             </w:r>
           </w:p>
         </w:tc>
@@ -16474,7 +16474,7 @@
                 <w:color w:val="16A34A"/>
                 <w:sz w:val="16"/>
               </w:rPr>
-              <w:t>—</w:t>
+              <w:t>s01q25, s01q29, s01q30, s04q46, s01q00b</w:t>
             </w:r>
           </w:p>
         </w:tc>
@@ -16564,7 +16564,7 @@
                 <w:color w:val="16A34A"/>
                 <w:sz w:val="16"/>
               </w:rPr>
-              <w:t>—</w:t>
+              <w:t>s01q25, s01q29, s01q30, s04q46, s01q00b</w:t>
             </w:r>
           </w:p>
         </w:tc>
@@ -16654,7 +16654,7 @@
                 <w:color w:val="16A34A"/>
                 <w:sz w:val="16"/>
               </w:rPr>
-              <w:t>—</w:t>
+              <w:t>s01q25, s01q29, s01q30, s04q46, s01q00b</w:t>
             </w:r>
           </w:p>
         </w:tc>
@@ -16744,7 +16744,7 @@
                 <w:color w:val="16A34A"/>
                 <w:sz w:val="16"/>
               </w:rPr>
-              <w:t>—</w:t>
+              <w:t>s01q25, s01q29, s01q30, s04q46, s01q00b</w:t>
             </w:r>
           </w:p>
         </w:tc>
@@ -16834,7 +16834,7 @@
                 <w:color w:val="16A34A"/>
                 <w:sz w:val="16"/>
               </w:rPr>
-              <w:t>—</w:t>
+              <w:t>s01q25, s01q29, s01q30, s04q46, s01q00b</w:t>
             </w:r>
           </w:p>
         </w:tc>
@@ -16924,7 +16924,7 @@
                 <w:color w:val="16A34A"/>
                 <w:sz w:val="16"/>
               </w:rPr>
-              <w:t>—</w:t>
+              <w:t>s01q25, s01q29, s01q30, s04q46, s01q00b</w:t>
             </w:r>
           </w:p>
         </w:tc>
@@ -17014,7 +17014,7 @@
                 <w:color w:val="16A34A"/>
                 <w:sz w:val="16"/>
               </w:rPr>
-              <w:t>—</w:t>
+              <w:t>s01q25, s01q29, s01q30, s04q46, s01q00b</w:t>
             </w:r>
           </w:p>
         </w:tc>
@@ -17104,7 +17104,7 @@
                 <w:color w:val="16A34A"/>
                 <w:sz w:val="16"/>
               </w:rPr>
-              <w:t>—</w:t>
+              <w:t>s01q25, s01q29, s01q30, s04q46, s01q00b</w:t>
             </w:r>
           </w:p>
         </w:tc>
@@ -17194,7 +17194,7 @@
                 <w:color w:val="16A34A"/>
                 <w:sz w:val="16"/>
               </w:rPr>
-              <w:t>—</w:t>
+              <w:t>s01q25, s01q29, s01q30, s04q46, s01q00b</w:t>
             </w:r>
           </w:p>
         </w:tc>
@@ -17284,7 +17284,7 @@
                 <w:color w:val="16A34A"/>
                 <w:sz w:val="16"/>
               </w:rPr>
-              <w:t>—</w:t>
+              <w:t>s01q25, s01q29, s01q30, s04q46, s01q00b</w:t>
             </w:r>
           </w:p>
         </w:tc>
@@ -17374,7 +17374,7 @@
                 <w:color w:val="16A34A"/>
                 <w:sz w:val="16"/>
               </w:rPr>
-              <w:t>—</w:t>
+              <w:t>s01q25, s01q29, s01q30, s04q46, s01q00b</w:t>
             </w:r>
           </w:p>
         </w:tc>
@@ -17464,7 +17464,7 @@
                 <w:color w:val="16A34A"/>
                 <w:sz w:val="16"/>
               </w:rPr>
-              <w:t>—</w:t>
+              <w:t>s01q25, s01q29, s01q30, s04q46, s01q00b</w:t>
             </w:r>
           </w:p>
         </w:tc>
@@ -17554,7 +17554,7 @@
                 <w:color w:val="16A34A"/>
                 <w:sz w:val="16"/>
               </w:rPr>
-              <w:t>—</w:t>
+              <w:t>s01q25, s01q29, s01q30, s04q46, s01q00b</w:t>
             </w:r>
           </w:p>
         </w:tc>
@@ -17734,7 +17734,7 @@
                 <w:color w:val="16A34A"/>
                 <w:sz w:val="16"/>
               </w:rPr>
-              <w:t>—</w:t>
+              <w:t>s01q25, s01q29, s01q30, s04q46, s01q00b</w:t>
             </w:r>
           </w:p>
         </w:tc>
@@ -17824,7 +17824,7 @@
                 <w:color w:val="16A34A"/>
                 <w:sz w:val="16"/>
               </w:rPr>
-              <w:t>—</w:t>
+              <w:t>s01q25, s01q29, s01q30, s04q46, s01q00b</w:t>
             </w:r>
           </w:p>
         </w:tc>
@@ -17914,7 +17914,7 @@
                 <w:color w:val="16A34A"/>
                 <w:sz w:val="16"/>
               </w:rPr>
-              <w:t>—</w:t>
+              <w:t>s01q25, s01q29, s01q30, s04q46, s01q00b</w:t>
             </w:r>
           </w:p>
         </w:tc>
@@ -18004,7 +18004,7 @@
                 <w:color w:val="16A34A"/>
                 <w:sz w:val="16"/>
               </w:rPr>
-              <w:t>—</w:t>
+              <w:t>s01q25, s01q29, s01q30, s04q46, s01q00b</w:t>
             </w:r>
           </w:p>
         </w:tc>
@@ -18184,7 +18184,7 @@
                 <w:color w:val="16A34A"/>
                 <w:sz w:val="16"/>
               </w:rPr>
-              <w:t>—</w:t>
+              <w:t>s01q25, s01q29, s01q30, s04q46, s01q00b</w:t>
             </w:r>
           </w:p>
         </w:tc>
@@ -18274,7 +18274,7 @@
                 <w:color w:val="16A34A"/>
                 <w:sz w:val="16"/>
               </w:rPr>
-              <w:t>—</w:t>
+              <w:t>s01q25, s01q29, s01q30, s04q46, s01q00b</w:t>
             </w:r>
           </w:p>
         </w:tc>
@@ -18364,7 +18364,7 @@
                 <w:color w:val="16A34A"/>
                 <w:sz w:val="16"/>
               </w:rPr>
-              <w:t>—</w:t>
+              <w:t>s01q25, s01q29, s01q30, s04q46, s01q00b</w:t>
             </w:r>
           </w:p>
         </w:tc>
@@ -18544,7 +18544,7 @@
                 <w:color w:val="16A34A"/>
                 <w:sz w:val="16"/>
               </w:rPr>
-              <w:t>—</w:t>
+              <w:t>s01q25, s01q29, s01q30, s04q46, s01q00b</w:t>
             </w:r>
           </w:p>
         </w:tc>
@@ -18724,7 +18724,7 @@
                 <w:color w:val="16A34A"/>
                 <w:sz w:val="16"/>
               </w:rPr>
-              <w:t>—</w:t>
+              <w:t>s01q25, s01q29, s01q30, s04q46, s01q00b</w:t>
             </w:r>
           </w:p>
         </w:tc>
@@ -18814,7 +18814,7 @@
                 <w:color w:val="16A34A"/>
                 <w:sz w:val="16"/>
               </w:rPr>
-              <w:t>—</w:t>
+              <w:t>s01q25, s01q29, s01q30, s04q46, s01q00b</w:t>
             </w:r>
           </w:p>
         </w:tc>
@@ -18904,7 +18904,7 @@
                 <w:color w:val="16A34A"/>
                 <w:sz w:val="16"/>
               </w:rPr>
-              <w:t>—</w:t>
+              <w:t>s01q25, s01q29, s01q30, s04q46, s01q00b</w:t>
             </w:r>
           </w:p>
         </w:tc>
@@ -18994,7 +18994,7 @@
                 <w:color w:val="16A34A"/>
                 <w:sz w:val="16"/>
               </w:rPr>
-              <w:t>—</w:t>
+              <w:t>s01q25, s01q29, s01q30, s04q46, s01q00b</w:t>
             </w:r>
           </w:p>
         </w:tc>
@@ -19084,7 +19084,7 @@
                 <w:color w:val="16A34A"/>
                 <w:sz w:val="16"/>
               </w:rPr>
-              <w:t>—</w:t>
+              <w:t>s01q25, s01q29, s01q30, s04q46, s01q00b</w:t>
             </w:r>
           </w:p>
         </w:tc>
@@ -19174,7 +19174,7 @@
                 <w:color w:val="16A34A"/>
                 <w:sz w:val="16"/>
               </w:rPr>
-              <w:t>—</w:t>
+              <w:t>s01q25, s01q29, s01q30, s04q46, s01q00b</w:t>
             </w:r>
           </w:p>
         </w:tc>
@@ -19354,7 +19354,7 @@
                 <w:color w:val="16A34A"/>
                 <w:sz w:val="16"/>
               </w:rPr>
-              <w:t>—</w:t>
+              <w:t>s01q25, s01q29, s01q30, s04q46, s01q00b</w:t>
             </w:r>
           </w:p>
         </w:tc>
@@ -19444,7 +19444,7 @@
                 <w:color w:val="16A34A"/>
                 <w:sz w:val="16"/>
               </w:rPr>
-              <w:t>—</w:t>
+              <w:t>s01q25, s01q29, s01q30, s04q46, s01q00b</w:t>
             </w:r>
           </w:p>
         </w:tc>
@@ -19624,7 +19624,7 @@
                 <w:color w:val="16A34A"/>
                 <w:sz w:val="16"/>
               </w:rPr>
-              <w:t>—</w:t>
+              <w:t>s01q25, s01q29, s01q30, s04q46, s01q00b</w:t>
             </w:r>
           </w:p>
         </w:tc>
@@ -19714,7 +19714,7 @@
                 <w:color w:val="16A34A"/>
                 <w:sz w:val="16"/>
               </w:rPr>
-              <w:t>—</w:t>
+              <w:t>s01q25, s01q29, s01q30, s04q46, s01q00b</w:t>
             </w:r>
           </w:p>
         </w:tc>
@@ -19804,7 +19804,7 @@
                 <w:color w:val="16A34A"/>
                 <w:sz w:val="16"/>
               </w:rPr>
-              <w:t>—</w:t>
+              <w:t>s01q25, s01q29, s01q30, s04q46, s01q00b</w:t>
             </w:r>
           </w:p>
         </w:tc>
@@ -19894,7 +19894,7 @@
                 <w:color w:val="16A34A"/>
                 <w:sz w:val="16"/>
               </w:rPr>
-              <w:t>—</w:t>
+              <w:t>s01q25, s01q29, s01q30, s04q46, s01q00b</w:t>
             </w:r>
           </w:p>
         </w:tc>
@@ -19984,7 +19984,7 @@
                 <w:color w:val="16A34A"/>
                 <w:sz w:val="16"/>
               </w:rPr>
-              <w:t>—</w:t>
+              <w:t>s01q25, s01q29, s01q30, s04q46, s01q00b</w:t>
             </w:r>
           </w:p>
         </w:tc>
@@ -20074,7 +20074,7 @@
                 <w:color w:val="16A34A"/>
                 <w:sz w:val="16"/>
               </w:rPr>
-              <w:t>—</w:t>
+              <w:t>s01q25, s01q29, s01q30, s04q46, s01q00b</w:t>
             </w:r>
           </w:p>
         </w:tc>
@@ -20164,7 +20164,7 @@
                 <w:color w:val="16A34A"/>
                 <w:sz w:val="16"/>
               </w:rPr>
-              <w:t>—</w:t>
+              <w:t>s01q25, s01q29, s01q30, s04q46, s01q00b</w:t>
             </w:r>
           </w:p>
         </w:tc>
@@ -20254,7 +20254,7 @@
                 <w:color w:val="16A34A"/>
                 <w:sz w:val="16"/>
               </w:rPr>
-              <w:t>—</w:t>
+              <w:t>s01q25, s01q29, s01q30, s04q46, s01q00b</w:t>
             </w:r>
           </w:p>
         </w:tc>
@@ -20344,7 +20344,7 @@
                 <w:color w:val="16A34A"/>
                 <w:sz w:val="16"/>
               </w:rPr>
-              <w:t>—</w:t>
+              <w:t>s01q25, s01q29, s01q30, s04q46, s01q00b</w:t>
             </w:r>
           </w:p>
         </w:tc>
@@ -20434,7 +20434,7 @@
                 <w:color w:val="16A34A"/>
                 <w:sz w:val="16"/>
               </w:rPr>
-              <w:t>—</w:t>
+              <w:t>s01q25, s01q29, s01q30, s04q46, s01q00b</w:t>
             </w:r>
           </w:p>
         </w:tc>
@@ -20524,7 +20524,7 @@
                 <w:color w:val="16A34A"/>
                 <w:sz w:val="16"/>
               </w:rPr>
-              <w:t>—</w:t>
+              <w:t>s01q25, s01q29, s01q30, s04q46, s01q00b</w:t>
             </w:r>
           </w:p>
         </w:tc>
@@ -21154,7 +21154,7 @@
                 <w:color w:val="16A34A"/>
                 <w:sz w:val="16"/>
               </w:rPr>
-              <w:t>—</w:t>
+              <w:t>s01q25, s01q29, s01q30, s04q46, s01q00b</w:t>
             </w:r>
           </w:p>
         </w:tc>
@@ -21244,7 +21244,7 @@
                 <w:color w:val="16A34A"/>
                 <w:sz w:val="16"/>
               </w:rPr>
-              <w:t>—</w:t>
+              <w:t>s00q27, s01q03a, s01q03b, s01q03c, s02q04, s03q14, s04q15, s04q16</w:t>
             </w:r>
           </w:p>
         </w:tc>
@@ -21694,7 +21694,7 @@
                 <w:color w:val="16A34A"/>
                 <w:sz w:val="16"/>
               </w:rPr>
-              <w:t>—</w:t>
+              <w:t>s01q25, s01q29, s01q30, s04q46, s01q00b</w:t>
             </w:r>
           </w:p>
         </w:tc>
@@ -21784,7 +21784,7 @@
                 <w:color w:val="16A34A"/>
                 <w:sz w:val="16"/>
               </w:rPr>
-              <w:t>—</w:t>
+              <w:t>s01q25, s01q29, s01q30, s04q46, s01q00b</w:t>
             </w:r>
           </w:p>
         </w:tc>
@@ -21874,7 +21874,7 @@
                 <w:color w:val="16A34A"/>
                 <w:sz w:val="16"/>
               </w:rPr>
-              <w:t>—</w:t>
+              <w:t>s01q25, s01q29, s01q30, s04q46, s01q00b</w:t>
             </w:r>
           </w:p>
         </w:tc>
@@ -21964,7 +21964,7 @@
                 <w:color w:val="16A34A"/>
                 <w:sz w:val="16"/>
               </w:rPr>
-              <w:t>—</w:t>
+              <w:t>s01q25, s01q29, s01q30, s04q46, s01q00b</w:t>
             </w:r>
           </w:p>
         </w:tc>
@@ -22054,7 +22054,7 @@
                 <w:color w:val="16A34A"/>
                 <w:sz w:val="16"/>
               </w:rPr>
-              <w:t>—</w:t>
+              <w:t>s00q27, s01q00a, s01q12, s01q13, s02q04, s03q11, s03q12, s01q01</w:t>
             </w:r>
           </w:p>
         </w:tc>
@@ -22144,7 +22144,7 @@
                 <w:color w:val="16A34A"/>
                 <w:sz w:val="16"/>
               </w:rPr>
-              <w:t>—</w:t>
+              <w:t>s01q25, s01q29, s01q30, s04q46, s01q00b</w:t>
             </w:r>
           </w:p>
         </w:tc>
@@ -22234,7 +22234,7 @@
                 <w:color w:val="16A34A"/>
                 <w:sz w:val="16"/>
               </w:rPr>
-              <w:t>—</w:t>
+              <w:t>s01q25, s01q29, s01q30, s04q46, s01q00b</w:t>
             </w:r>
           </w:p>
         </w:tc>
@@ -22324,7 +22324,7 @@
                 <w:color w:val="16A34A"/>
                 <w:sz w:val="16"/>
               </w:rPr>
-              <w:t>—</w:t>
+              <w:t>s01q25, s01q29, s01q30, s04q46, s01q00b</w:t>
             </w:r>
           </w:p>
         </w:tc>
@@ -22414,7 +22414,7 @@
                 <w:color w:val="16A34A"/>
                 <w:sz w:val="16"/>
               </w:rPr>
-              <w:t>—</w:t>
+              <w:t>s01q25, s01q29, s01q30, s04q46, s01q00b</w:t>
             </w:r>
           </w:p>
         </w:tc>
@@ -22504,7 +22504,7 @@
                 <w:color w:val="16A34A"/>
                 <w:sz w:val="16"/>
               </w:rPr>
-              <w:t>—</w:t>
+              <w:t>s01q25, s01q29, s01q30, s04q46, s01q00b</w:t>
             </w:r>
           </w:p>
         </w:tc>
@@ -22594,7 +22594,7 @@
                 <w:color w:val="16A34A"/>
                 <w:sz w:val="16"/>
               </w:rPr>
-              <w:t>—</w:t>
+              <w:t>s01q25, s01q29, s01q30, s04q46, s01q00b</w:t>
             </w:r>
           </w:p>
         </w:tc>
@@ -22684,7 +22684,7 @@
                 <w:color w:val="16A34A"/>
                 <w:sz w:val="16"/>
               </w:rPr>
-              <w:t>—</w:t>
+              <w:t>s01q25, s01q29, s01q30, s04q46, s01q00b</w:t>
             </w:r>
           </w:p>
         </w:tc>
@@ -22774,7 +22774,7 @@
                 <w:color w:val="16A34A"/>
                 <w:sz w:val="16"/>
               </w:rPr>
-              <w:t>—</w:t>
+              <w:t>s01q25, s01q29, s01q30, s04q46, s01q00b</w:t>
             </w:r>
           </w:p>
         </w:tc>
@@ -22864,7 +22864,7 @@
                 <w:color w:val="16A34A"/>
                 <w:sz w:val="16"/>
               </w:rPr>
-              <w:t>—</w:t>
+              <w:t>s01q25, s01q29, s01q30, s04q46, s01q00b</w:t>
             </w:r>
           </w:p>
         </w:tc>
@@ -22954,7 +22954,7 @@
                 <w:color w:val="16A34A"/>
                 <w:sz w:val="16"/>
               </w:rPr>
-              <w:t>—</w:t>
+              <w:t>s01q25, s01q29, s01q30, s04q46, s01q00b</w:t>
             </w:r>
           </w:p>
         </w:tc>
@@ -23044,7 +23044,7 @@
                 <w:color w:val="16A34A"/>
                 <w:sz w:val="16"/>
               </w:rPr>
-              <w:t>—</w:t>
+              <w:t>s01q25, s01q29, s01q30, s04q46, s01q00b</w:t>
             </w:r>
           </w:p>
         </w:tc>
@@ -23224,7 +23224,7 @@
                 <w:color w:val="16A34A"/>
                 <w:sz w:val="16"/>
               </w:rPr>
-              <w:t>—</w:t>
+              <w:t>s01q25, s01q29, s01q30, s04q46, s01q00b</w:t>
             </w:r>
           </w:p>
         </w:tc>
@@ -23314,7 +23314,7 @@
                 <w:color w:val="16A34A"/>
                 <w:sz w:val="16"/>
               </w:rPr>
-              <w:t>—</w:t>
+              <w:t>s01q25, s01q29, s01q30, s04q46, s01q00b</w:t>
             </w:r>
           </w:p>
         </w:tc>
@@ -23404,7 +23404,7 @@
                 <w:color w:val="16A34A"/>
                 <w:sz w:val="16"/>
               </w:rPr>
-              <w:t>—</w:t>
+              <w:t>s01q25, s01q29, s01q30, s04q46, s01q00b</w:t>
             </w:r>
           </w:p>
         </w:tc>
@@ -23494,7 +23494,7 @@
                 <w:color w:val="16A34A"/>
                 <w:sz w:val="16"/>
               </w:rPr>
-              <w:t>—</w:t>
+              <w:t>s01q25, s01q29, s01q30, s04q46, s01q00b</w:t>
             </w:r>
           </w:p>
         </w:tc>
@@ -23584,7 +23584,7 @@
                 <w:color w:val="16A34A"/>
                 <w:sz w:val="16"/>
               </w:rPr>
-              <w:t>—</w:t>
+              <w:t>s01q25, s01q29, s01q30, s04q46, s01q00b</w:t>
             </w:r>
           </w:p>
         </w:tc>
@@ -23674,7 +23674,7 @@
                 <w:color w:val="16A34A"/>
                 <w:sz w:val="16"/>
               </w:rPr>
-              <w:t>—</w:t>
+              <w:t>s01q25, s01q29, s01q30, s04q46, s01q00b</w:t>
             </w:r>
           </w:p>
         </w:tc>
@@ -23764,7 +23764,7 @@
                 <w:color w:val="16A34A"/>
                 <w:sz w:val="16"/>
               </w:rPr>
-              <w:t>—</w:t>
+              <w:t>s01q25, s01q29, s01q30, s04q46, s01q00b</w:t>
             </w:r>
           </w:p>
         </w:tc>
@@ -23854,7 +23854,7 @@
                 <w:color w:val="16A34A"/>
                 <w:sz w:val="16"/>
               </w:rPr>
-              <w:t>—</w:t>
+              <w:t>s01q25, s01q29, s01q30, s04q46, s01q00b</w:t>
             </w:r>
           </w:p>
         </w:tc>
@@ -23944,7 +23944,7 @@
                 <w:color w:val="16A34A"/>
                 <w:sz w:val="16"/>
               </w:rPr>
-              <w:t>—</w:t>
+              <w:t>s01q25, s01q29, s01q30, s04q46, s01q00b</w:t>
             </w:r>
           </w:p>
         </w:tc>
@@ -24124,7 +24124,7 @@
                 <w:color w:val="16A34A"/>
                 <w:sz w:val="16"/>
               </w:rPr>
-              <w:t>—</w:t>
+              <w:t>s01q25, s01q29, s01q30, s04q46, s01q00b</w:t>
             </w:r>
           </w:p>
         </w:tc>
@@ -24214,7 +24214,7 @@
                 <w:color w:val="16A34A"/>
                 <w:sz w:val="16"/>
               </w:rPr>
-              <w:t>—</w:t>
+              <w:t>s01q25, s01q29, s01q30, s04q46, s01q00b</w:t>
             </w:r>
           </w:p>
         </w:tc>
@@ -24304,7 +24304,7 @@
                 <w:color w:val="16A34A"/>
                 <w:sz w:val="16"/>
               </w:rPr>
-              <w:t>—</w:t>
+              <w:t>s01q25, s01q29, s01q30, s04q46, s01q00b</w:t>
             </w:r>
           </w:p>
         </w:tc>
@@ -24394,7 +24394,7 @@
                 <w:color w:val="16A34A"/>
                 <w:sz w:val="16"/>
               </w:rPr>
-              <w:t>—</w:t>
+              <w:t>s01q25, s01q29, s01q30, s04q46, s01q00b</w:t>
             </w:r>
           </w:p>
         </w:tc>
@@ -24484,7 +24484,7 @@
                 <w:color w:val="16A34A"/>
                 <w:sz w:val="16"/>
               </w:rPr>
-              <w:t>—</w:t>
+              <w:t>s01q25, s01q29, s01q30, s04q46, s01q00b</w:t>
             </w:r>
           </w:p>
         </w:tc>
@@ -24574,7 +24574,7 @@
                 <w:color w:val="16A34A"/>
                 <w:sz w:val="16"/>
               </w:rPr>
-              <w:t>—</w:t>
+              <w:t>s01q25, s01q29, s01q30, s04q46, s01q00b</w:t>
             </w:r>
           </w:p>
         </w:tc>
@@ -24664,7 +24664,7 @@
                 <w:color w:val="16A34A"/>
                 <w:sz w:val="16"/>
               </w:rPr>
-              <w:t>—</w:t>
+              <w:t>s01q25, s01q29, s01q30, s04q46, s01q00b</w:t>
             </w:r>
           </w:p>
         </w:tc>
@@ -24754,7 +24754,7 @@
                 <w:color w:val="16A34A"/>
                 <w:sz w:val="16"/>
               </w:rPr>
-              <w:t>—</w:t>
+              <w:t>s01q25, s01q29, s01q30, s04q46, s01q00b</w:t>
             </w:r>
           </w:p>
         </w:tc>
@@ -24844,7 +24844,7 @@
                 <w:color w:val="16A34A"/>
                 <w:sz w:val="16"/>
               </w:rPr>
-              <w:t>—</w:t>
+              <w:t>s01q25, s01q29, s01q30, s04q46, s01q00b</w:t>
             </w:r>
           </w:p>
         </w:tc>
@@ -24934,7 +24934,7 @@
                 <w:color w:val="16A34A"/>
                 <w:sz w:val="16"/>
               </w:rPr>
-              <w:t>—</w:t>
+              <w:t>s01q25, s01q29, s01q30, s04q46, s01q00b</w:t>
             </w:r>
           </w:p>
         </w:tc>
@@ -25024,7 +25024,7 @@
                 <w:color w:val="16A34A"/>
                 <w:sz w:val="16"/>
               </w:rPr>
-              <w:t>—</w:t>
+              <w:t>s01q25, s01q29, s01q30, s04q46, s01q00b</w:t>
             </w:r>
           </w:p>
         </w:tc>
@@ -25114,7 +25114,7 @@
                 <w:color w:val="16A34A"/>
                 <w:sz w:val="16"/>
               </w:rPr>
-              <w:t>—</w:t>
+              <w:t>s01q25, s01q29, s01q30, s04q46, s01q00b</w:t>
             </w:r>
           </w:p>
         </w:tc>
@@ -25204,7 +25204,7 @@
                 <w:color w:val="16A34A"/>
                 <w:sz w:val="16"/>
               </w:rPr>
-              <w:t>—</w:t>
+              <w:t>s01q25, s01q29, s01q30, s04q46, s01q00b</w:t>
             </w:r>
           </w:p>
         </w:tc>
@@ -25294,7 +25294,7 @@
                 <w:color w:val="16A34A"/>
                 <w:sz w:val="16"/>
               </w:rPr>
-              <w:t>—</w:t>
+              <w:t>s01q25, s01q29, s01q30, s04q46, s01q00b</w:t>
             </w:r>
           </w:p>
         </w:tc>
@@ -25384,7 +25384,7 @@
                 <w:color w:val="16A34A"/>
                 <w:sz w:val="16"/>
               </w:rPr>
-              <w:t>—</w:t>
+              <w:t>s01q25, s01q29, s01q30, s04q46, s01q00b</w:t>
             </w:r>
           </w:p>
         </w:tc>
@@ -25474,7 +25474,7 @@
                 <w:color w:val="16A34A"/>
                 <w:sz w:val="16"/>
               </w:rPr>
-              <w:t>—</w:t>
+              <w:t>s01q25, s01q29, s01q30, s04q46, s01q00b</w:t>
             </w:r>
           </w:p>
         </w:tc>
@@ -25564,7 +25564,7 @@
                 <w:color w:val="16A34A"/>
                 <w:sz w:val="16"/>
               </w:rPr>
-              <w:t>—</w:t>
+              <w:t>s01q25, s01q29, s01q30, s04q46, s01q00b</w:t>
             </w:r>
           </w:p>
         </w:tc>
@@ -25654,7 +25654,7 @@
                 <w:color w:val="16A34A"/>
                 <w:sz w:val="16"/>
               </w:rPr>
-              <w:t>—</w:t>
+              <w:t>s01q25, s01q29, s01q30, s04q46, s01q00b</w:t>
             </w:r>
           </w:p>
         </w:tc>
@@ -25744,7 +25744,7 @@
                 <w:color w:val="16A34A"/>
                 <w:sz w:val="16"/>
               </w:rPr>
-              <w:t>—</w:t>
+              <w:t>s01q25, s01q29, s01q30, s04q46, s01q00b</w:t>
             </w:r>
           </w:p>
         </w:tc>
@@ -25834,7 +25834,7 @@
                 <w:color w:val="16A34A"/>
                 <w:sz w:val="16"/>
               </w:rPr>
-              <w:t>—</w:t>
+              <w:t>s01q25, s01q29, s01q30, s04q46, s01q00b</w:t>
             </w:r>
           </w:p>
         </w:tc>
@@ -25924,7 +25924,7 @@
                 <w:color w:val="16A34A"/>
                 <w:sz w:val="16"/>
               </w:rPr>
-              <w:t>—</w:t>
+              <w:t>s01q25, s01q29, s01q30, s04q46, s01q00b</w:t>
             </w:r>
           </w:p>
         </w:tc>
@@ -26014,7 +26014,7 @@
                 <w:color w:val="16A34A"/>
                 <w:sz w:val="16"/>
               </w:rPr>
-              <w:t>—</w:t>
+              <w:t>s01q25, s01q29, s01q30, s04q46, s01q00b</w:t>
             </w:r>
           </w:p>
         </w:tc>
@@ -26104,7 +26104,7 @@
                 <w:color w:val="16A34A"/>
                 <w:sz w:val="16"/>
               </w:rPr>
-              <w:t>—</w:t>
+              <w:t>s01q25, s01q29, s01q30, s04q46, s01q00b</w:t>
             </w:r>
           </w:p>
         </w:tc>
@@ -26194,7 +26194,7 @@
                 <w:color w:val="16A34A"/>
                 <w:sz w:val="16"/>
               </w:rPr>
-              <w:t>—</w:t>
+              <w:t>s01q25, s01q29, s01q30, s04q46, s01q00b</w:t>
             </w:r>
           </w:p>
         </w:tc>
@@ -26284,7 +26284,7 @@
                 <w:color w:val="16A34A"/>
                 <w:sz w:val="16"/>
               </w:rPr>
-              <w:t>—</w:t>
+              <w:t>s01q25, s01q29, s01q30, s04q46, s01q00b</w:t>
             </w:r>
           </w:p>
         </w:tc>
@@ -26374,7 +26374,7 @@
                 <w:color w:val="16A34A"/>
                 <w:sz w:val="16"/>
               </w:rPr>
-              <w:t>—</w:t>
+              <w:t>s01q25, s01q29, s01q30, s04q46, s01q00b</w:t>
             </w:r>
           </w:p>
         </w:tc>
@@ -26464,7 +26464,7 @@
                 <w:color w:val="16A34A"/>
                 <w:sz w:val="16"/>
               </w:rPr>
-              <w:t>—</w:t>
+              <w:t>s01q25, s01q29, s01q30, s04q46, s01q00b</w:t>
             </w:r>
           </w:p>
         </w:tc>
@@ -26554,7 +26554,7 @@
                 <w:color w:val="16A34A"/>
                 <w:sz w:val="16"/>
               </w:rPr>
-              <w:t>—</w:t>
+              <w:t>s01q25, s01q29, s01q30, s04q46, s01q00b</w:t>
             </w:r>
           </w:p>
         </w:tc>
@@ -26644,7 +26644,7 @@
                 <w:color w:val="16A34A"/>
                 <w:sz w:val="16"/>
               </w:rPr>
-              <w:t>—</w:t>
+              <w:t>s01q25, s01q29, s01q30, s04q46, s01q00b</w:t>
             </w:r>
           </w:p>
         </w:tc>
@@ -26734,7 +26734,7 @@
                 <w:color w:val="16A34A"/>
                 <w:sz w:val="16"/>
               </w:rPr>
-              <w:t>—</w:t>
+              <w:t>s01q25, s01q29, s01q30, s04q46, s01q00b</w:t>
             </w:r>
           </w:p>
         </w:tc>
@@ -26824,7 +26824,7 @@
                 <w:color w:val="16A34A"/>
                 <w:sz w:val="16"/>
               </w:rPr>
-              <w:t>—</w:t>
+              <w:t>s00q27, s01q03a, s01q03b, s01q03c, s02q04, s03q14, s04q15, s04q16</w:t>
             </w:r>
           </w:p>
         </w:tc>
@@ -27004,7 +27004,7 @@
                 <w:color w:val="16A34A"/>
                 <w:sz w:val="16"/>
               </w:rPr>
-              <w:t>—</w:t>
+              <w:t>s01q29, s01q31, s04q24, s00q04, s00q10</w:t>
             </w:r>
           </w:p>
         </w:tc>
@@ -27094,7 +27094,7 @@
                 <w:color w:val="16A34A"/>
                 <w:sz w:val="16"/>
               </w:rPr>
-              <w:t>—</w:t>
+              <w:t>s01q35, s01q36, s01q37, s02q04, s02q15, s03q13, s03q14, s03q15</w:t>
             </w:r>
           </w:p>
         </w:tc>

--- a/rapports/2026-06-04/EQ1/EQ1_sup_v2/DR_011301130032/63-07-74-66.docx
+++ b/rapports/2026-06-04/EQ1/EQ1_sup_v2/DR_011301130032/63-07-74-66.docx
@@ -297,7 +297,7 @@
           <w:color w:val="1F6FEB"/>
           <w:sz w:val="22"/>
         </w:rPr>
-        <w:t>⚠ INCOHÉRENCES À CORRIGER (302)</w:t>
+        <w:t>⚠ INCOHÉRENCES À CORRIGER (303)</w:t>
       </w:r>
     </w:p>
     <w:tbl>
@@ -1386,6 +1386,96 @@
                 <w:sz w:val="17"/>
               </w:rPr>
               <w:t>Les données sur les niveaux d'études, les fonctions et les caracteristiques sociodemographiques de la mère biologique de  GANE DIENG  manquent.</w:t>
+            </w:r>
+          </w:p>
+        </w:tc>
+      </w:tr>
+      <w:tr>
+        <w:tc>
+          <w:tcPr>
+            <w:tcW w:type="dxa" w:w="964"/>
+          </w:tcPr>
+          <w:p>
+            <w:r>
+              <w:rPr>
+                <w:b/>
+                <w:i w:val="0"/>
+                <w:color w:val="EA580C"/>
+                <w:sz w:val="16"/>
+              </w:rPr>
+              <w:t>Moyenne</w:t>
+            </w:r>
+          </w:p>
+        </w:tc>
+        <w:tc>
+          <w:tcPr>
+            <w:tcW w:type="dxa" w:w="1247"/>
+          </w:tcPr>
+          <w:p>
+            <w:r>
+              <w:rPr>
+                <w:b/>
+                <w:i w:val="0"/>
+                <w:sz w:val="16"/>
+              </w:rPr>
+              <w:t>S01</w:t>
+              <w:br/>
+            </w:r>
+            <w:r>
+              <w:rPr>
+                <w:b w:val="0"/>
+                <w:i w:val="0"/>
+                <w:color w:val="64748B"/>
+                <w:sz w:val="14"/>
+              </w:rPr>
+              <w:t>Démographie</w:t>
+            </w:r>
+          </w:p>
+        </w:tc>
+        <w:tc>
+          <w:tcPr>
+            <w:tcW w:type="dxa" w:w="1531"/>
+          </w:tcPr>
+          <w:p>
+            <w:r>
+              <w:rPr>
+                <w:b/>
+                <w:i w:val="0"/>
+                <w:color w:val="16A34A"/>
+                <w:sz w:val="16"/>
+              </w:rPr>
+              <w:t>s01q10_1</w:t>
+            </w:r>
+          </w:p>
+        </w:tc>
+        <w:tc>
+          <w:tcPr>
+            <w:tcW w:type="dxa" w:w="1191"/>
+          </w:tcPr>
+          <w:p>
+            <w:r>
+              <w:rPr>
+                <w:b w:val="0"/>
+                <w:i w:val="0"/>
+                <w:color w:val="64748B"/>
+                <w:sz w:val="16"/>
+              </w:rPr>
+              <w:t>GT-CQ</w:t>
+            </w:r>
+          </w:p>
+        </w:tc>
+        <w:tc>
+          <w:tcPr>
+            <w:tcW w:type="dxa" w:w="4706"/>
+          </w:tcPr>
+          <w:p>
+            <w:r>
+              <w:rPr>
+                <w:b w:val="0"/>
+                <w:i w:val="0"/>
+                <w:sz w:val="17"/>
+              </w:rPr>
+              <w:t>La taille du ménage lors de l'enquête principale (1) de ce ménage est inférieur à la taille du denombrement (2), prière de fournir des explications concrètes ou aller revisiter le ménage.</w:t>
             </w:r>
           </w:p>
         </w:tc>
